--- a/vvdn/protocols/spi/spi-frame-analysis.docx
+++ b/vvdn/protocols/spi/spi-frame-analysis.docx
@@ -214,22 +214,7 @@
           <w:color w:val="282C34"/>
           <w:sz w:val="21"/>
         </w:rPr>
-        <w:t>: The Controller drives Chip Select (</w:t>
-      </w:r>
-      <w:r>
-        <w:rPr>
-          <w:i/>
-          <w:color w:val="145AA0"/>
-          <w:sz w:val="21"/>
-        </w:rPr>
-        <w:t>\overline{CS</w:t>
-      </w:r>
-      <w:r>
-        <w:rPr>
-          <w:color w:val="282C34"/>
-          <w:sz w:val="21"/>
-        </w:rPr>
-        <w:t>) from HIGH to LOW. This resets the peripheral's internal bit counter and state machine, and enables its MISO output driver.</w:t>
+        <w:t>: The Controller drives Chip Select (NOT(CS)) from HIGH to LOW. This resets the peripheral's internal bit counter and state machine, and enables its MISO output driver.</w:t>
       </w:r>
     </w:p>
     <w:p>
@@ -273,22 +258,7 @@
           <w:color w:val="282C34"/>
           <w:sz w:val="21"/>
         </w:rPr>
-        <w:t xml:space="preserve">: The Controller drives </w:t>
-      </w:r>
-      <w:r>
-        <w:rPr>
-          <w:i/>
-          <w:color w:val="145AA0"/>
-          <w:sz w:val="21"/>
-        </w:rPr>
-        <w:t>\overline{CS</w:t>
-      </w:r>
-      <w:r>
-        <w:rPr>
-          <w:color w:val="282C34"/>
-          <w:sz w:val="21"/>
-        </w:rPr>
-        <w:t xml:space="preserve"> from LOW to HIGH. This:</w:t>
+        <w:t>: The Controller drives NOT(CS) from LOW to HIGH. This:</w:t>
       </w:r>
     </w:p>
     <w:p>
@@ -385,22 +355,7 @@
                 <w:color w:val="282C34"/>
                 <w:sz w:val="20"/>
               </w:rPr>
-              <w:t xml:space="preserve">: If </w:t>
-            </w:r>
-            <w:r>
-              <w:rPr>
-                <w:i/>
-                <w:color w:val="145AA0"/>
-                <w:sz w:val="20"/>
-              </w:rPr>
-              <w:t>\overline{CS</w:t>
-            </w:r>
-            <w:r>
-              <w:rPr>
-                <w:color w:val="282C34"/>
-                <w:sz w:val="20"/>
-              </w:rPr>
-              <w:t xml:space="preserve"> does not toggle between independent commands, many SPI peripherals (such as EEPROMs and ADCs) will fail to execute commands, misinterpret opcodes, or permanently ignore subsequent clock cycles.</w:t>
+              <w:t>: If NOT(CS) does not toggle between independent commands, many SPI peripherals (such as EEPROMs and ADCs) will fail to execute commands, misinterpret opcodes, or permanently ignore subsequent clock cycles.</w:t>
             </w:r>
           </w:p>
         </w:tc>
@@ -529,22 +484,7 @@
           <w:color w:val="282C34"/>
           <w:sz w:val="21"/>
         </w:rPr>
-        <w:t xml:space="preserve">: The total number of bytes transferred between </w:t>
-      </w:r>
-      <w:r>
-        <w:rPr>
-          <w:i/>
-          <w:color w:val="145AA0"/>
-          <w:sz w:val="21"/>
-        </w:rPr>
-        <w:t>\overline{CS</w:t>
-      </w:r>
-      <w:r>
-        <w:rPr>
-          <w:color w:val="282C34"/>
-          <w:sz w:val="21"/>
-        </w:rPr>
-        <w:t xml:space="preserve"> falling and rising. A single packet can range from </w:t>
+        <w:t xml:space="preserve">: The total number of bytes transferred between NOT(CS) falling and rising. A single packet can range from </w:t>
       </w:r>
       <w:r>
         <w:rPr>
@@ -879,22 +819,7 @@
           <w:color w:val="282C34"/>
           <w:sz w:val="21"/>
         </w:rPr>
-        <w:t>: In high-speed read transactions (</w:t>
-      </w:r>
-      <w:r>
-        <w:rPr>
-          <w:i/>
-          <w:color w:val="145AA0"/>
-          <w:sz w:val="21"/>
-        </w:rPr>
-        <w:t>&gt; 25\,MHz</w:t>
-      </w:r>
-      <w:r>
-        <w:rPr>
-          <w:color w:val="282C34"/>
-          <w:sz w:val="21"/>
-        </w:rPr>
-        <w:t>), internal memory arrays and ADCs cannot fetch internal data cells fast enough to output valid data on the very next clock edge following the address.</w:t>
+        <w:t>: In high-speed read transactions (&gt; 25 MHz), internal memory arrays and ADCs cannot fetch internal data cells fast enough to output valid data on the very next clock edge following the address.</w:t>
       </w:r>
     </w:p>
     <w:p>
@@ -1395,22 +1320,7 @@
           <w:color w:val="282C34"/>
           <w:sz w:val="21"/>
         </w:rPr>
-        <w:t xml:space="preserve">: Maximum clock speed limited to </w:t>
-      </w:r>
-      <w:r>
-        <w:rPr>
-          <w:i/>
-          <w:color w:val="145AA0"/>
-          <w:sz w:val="21"/>
-        </w:rPr>
-        <w:t>\approx 33 - 50\,MHz</w:t>
-      </w:r>
-      <w:r>
-        <w:rPr>
-          <w:color w:val="282C34"/>
-          <w:sz w:val="21"/>
-        </w:rPr>
-        <w:t xml:space="preserve">. Frame: </w:t>
+        <w:t xml:space="preserve">: Maximum clock speed limited to ≈ 33 - 50 MHz. Frame: </w:t>
       </w:r>
       <w:r>
         <w:rPr>
@@ -1447,22 +1357,7 @@
           <w:color w:val="282C34"/>
           <w:sz w:val="21"/>
         </w:rPr>
-        <w:t xml:space="preserve">: Allows operation up to </w:t>
-      </w:r>
-      <w:r>
-        <w:rPr>
-          <w:i/>
-          <w:color w:val="145AA0"/>
-          <w:sz w:val="21"/>
-        </w:rPr>
-        <w:t>104 - 133\,MHz</w:t>
-      </w:r>
-      <w:r>
-        <w:rPr>
-          <w:color w:val="282C34"/>
-          <w:sz w:val="21"/>
-        </w:rPr>
-        <w:t xml:space="preserve">. Requires </w:t>
+        <w:t xml:space="preserve">: Allows operation up to 104 - 133 MHz. Requires </w:t>
       </w:r>
       <w:r>
         <w:rPr>
@@ -1594,22 +1489,7 @@
           <w:color w:val="282C34"/>
           <w:sz w:val="21"/>
         </w:rPr>
-        <w:t xml:space="preserve"> (1-byte frame, </w:t>
-      </w:r>
-      <w:r>
-        <w:rPr>
-          <w:i/>
-          <w:color w:val="145AA0"/>
-          <w:sz w:val="21"/>
-        </w:rPr>
-        <w:t>\overline{CS</w:t>
-      </w:r>
-      <w:r>
-        <w:rPr>
-          <w:color w:val="282C34"/>
-          <w:sz w:val="21"/>
-        </w:rPr>
-        <w:t xml:space="preserve"> toggled).</w:t>
+        <w:t xml:space="preserve"> (1-byte frame, NOT(CS) toggled).</w:t>
       </w:r>
     </w:p>
     <w:p>
@@ -1752,7 +1632,7 @@
           <w:color w:val="282C34"/>
           <w:sz w:val="21"/>
         </w:rPr>
-        <w:t>Bit 7 ($\text{R}/\overline{\text{W}}$)</w:t>
+        <w:t>Bit 7 (R/NOT(W))</w:t>
       </w:r>
       <w:r>
         <w:rPr>
@@ -1804,7 +1684,7 @@
           <w:color w:val="282C34"/>
           <w:sz w:val="21"/>
         </w:rPr>
-        <w:t>Bit 6 ($\text{MB}$)</w:t>
+        <w:t>Bit 6 (MB)</w:t>
       </w:r>
       <w:r>
         <w:rPr>
@@ -1856,7 +1736,7 @@
           <w:color w:val="282C34"/>
           <w:sz w:val="21"/>
         </w:rPr>
-        <w:t>Bits [5:0] ($\text{Reg Addr}$)</w:t>
+        <w:t>Bits [5:0] (Reg Addr)</w:t>
       </w:r>
       <w:r>
         <w:rPr>
@@ -1972,67 +1852,7 @@
           <w:color w:val="282C34"/>
           <w:sz w:val="21"/>
         </w:rPr>
-        <w:t xml:space="preserve">To prevent axis skew where </w:t>
-      </w:r>
-      <w:r>
-        <w:rPr>
-          <w:i/>
-          <w:color w:val="145AA0"/>
-          <w:sz w:val="21"/>
-        </w:rPr>
-        <w:t>X</w:t>
-      </w:r>
-      <w:r>
-        <w:rPr>
-          <w:color w:val="282C34"/>
-          <w:sz w:val="21"/>
-        </w:rPr>
-        <w:t xml:space="preserve"> is sampled at time </w:t>
-      </w:r>
-      <w:r>
-        <w:rPr>
-          <w:i/>
-          <w:color w:val="145AA0"/>
-          <w:sz w:val="21"/>
-        </w:rPr>
-        <w:t>T_0</w:t>
-      </w:r>
-      <w:r>
-        <w:rPr>
-          <w:color w:val="282C34"/>
-          <w:sz w:val="21"/>
-        </w:rPr>
-        <w:t xml:space="preserve"> and </w:t>
-      </w:r>
-      <w:r>
-        <w:rPr>
-          <w:i/>
-          <w:color w:val="145AA0"/>
-          <w:sz w:val="21"/>
-        </w:rPr>
-        <w:t>Z</w:t>
-      </w:r>
-      <w:r>
-        <w:rPr>
-          <w:color w:val="282C34"/>
-          <w:sz w:val="21"/>
-        </w:rPr>
-        <w:t xml:space="preserve"> at time </w:t>
-      </w:r>
-      <w:r>
-        <w:rPr>
-          <w:i/>
-          <w:color w:val="145AA0"/>
-          <w:sz w:val="21"/>
-        </w:rPr>
-        <w:t>T_1</w:t>
-      </w:r>
-      <w:r>
-        <w:rPr>
-          <w:color w:val="282C34"/>
-          <w:sz w:val="21"/>
-        </w:rPr>
-        <w:t>, all 6 data registers (</w:t>
+        <w:t>To prevent axis skew where X is sampled at time T_0 and Z at time T_1, all 6 data registers (</w:t>
       </w:r>
       <w:r>
         <w:rPr>
@@ -2100,7 +1920,7 @@
           <w:color w:val="282C34"/>
           <w:sz w:val="21"/>
         </w:rPr>
-        <w:t>single continuous $\overline{\text{CS}}$ window</w:t>
+        <w:t>single continuous NOT(CS) window</w:t>
       </w:r>
       <w:r>
         <w:rPr>
@@ -2393,58 +2213,94 @@
         <w:t>Decoding Formula:</w:t>
       </w:r>
     </w:p>
-    <w:p>
-      <w:pPr>
-        <w:spacing w:after="80"/>
-      </w:pPr>
-      <w:r>
-        <w:rPr>
-          <w:i/>
-          <w:color w:val="145AA0"/>
-          <w:sz w:val="21"/>
-        </w:rPr>
-      </w:r>
-      <w:r>
-        <w:rPr>
-          <w:color w:val="282C34"/>
-          <w:sz w:val="21"/>
-        </w:rPr>
-        <w:t>\text{Raw ADC Value (10-bit)} = ((\text{Byte1} \ \&amp;\ 0x03) \ll 8) \ | \ \text{Byte2}</w:t>
-      </w:r>
-      <w:r>
-        <w:rPr>
-          <w:i/>
-          <w:color w:val="145AA0"/>
-          <w:sz w:val="21"/>
-        </w:rPr>
-      </w:r>
-    </w:p>
-    <w:p>
-      <w:pPr>
-        <w:spacing w:after="80"/>
-      </w:pPr>
-      <w:r>
-        <w:rPr>
-          <w:i/>
-          <w:color w:val="145AA0"/>
-          <w:sz w:val="21"/>
-        </w:rPr>
-      </w:r>
-      <w:r>
-        <w:rPr>
-          <w:color w:val="282C34"/>
-          <w:sz w:val="21"/>
-        </w:rPr>
-        <w:t>\text{Measured Voltage} = \frac{\text{Raw Value}}{1024} \times V_{REF}</w:t>
-      </w:r>
-      <w:r>
-        <w:rPr>
-          <w:i/>
-          <w:color w:val="145AA0"/>
-          <w:sz w:val="21"/>
-        </w:rPr>
-      </w:r>
-    </w:p>
+    <w:tbl>
+      <w:tblPr>
+        <w:tblW w:type="auto" w:w="0"/>
+        <w:jc w:val="center"/>
+        <w:tblLook w:firstColumn="1" w:firstRow="1" w:lastColumn="0" w:lastRow="0" w:noHBand="0" w:noVBand="1" w:val="04A0"/>
+      </w:tblPr>
+      <w:tblGrid>
+        <w:gridCol w:w="9792"/>
+      </w:tblGrid>
+      <w:tr>
+        <w:tc>
+          <w:tcPr>
+            <w:tcW w:type="dxa" w:w="9792"/>
+            <w:shd w:fill="F5F6F8"/>
+            <w:tcMar>
+              <w:top w:w="80" w:type="dxa"/>
+              <w:bottom w:w="80" w:type="dxa"/>
+              <w:left w:w="140" w:type="dxa"/>
+              <w:right w:w="140" w:type="dxa"/>
+            </w:tcMar>
+            <w:tcBorders>
+              <w:left w:val="single" w:sz="18" w:space="0" w:color="CBD5E0"/>
+              <w:top w:val="none"/>
+              <w:right w:val="none"/>
+              <w:bottom w:val="none"/>
+            </w:tcBorders>
+          </w:tcPr>
+          <w:p>
+            <w:pPr>
+              <w:spacing w:line="240" w:lineRule="auto" w:after="0"/>
+            </w:pPr>
+            <w:r>
+              <w:rPr>
+                <w:rFonts w:ascii="Consolas" w:hAnsi="Consolas"/>
+                <w:color w:val="2D3748"/>
+                <w:sz w:val="18"/>
+              </w:rPr>
+              <w:t>Raw ADC Value (10-bit) = ((Byte1 \ &amp;\ 0x03) &lt;&lt; 8) \ | \ Byte2</w:t>
+            </w:r>
+          </w:p>
+        </w:tc>
+      </w:tr>
+    </w:tbl>
+    <w:p/>
+    <w:tbl>
+      <w:tblPr>
+        <w:tblW w:type="auto" w:w="0"/>
+        <w:jc w:val="center"/>
+        <w:tblLook w:firstColumn="1" w:firstRow="1" w:lastColumn="0" w:lastRow="0" w:noHBand="0" w:noVBand="1" w:val="04A0"/>
+      </w:tblPr>
+      <w:tblGrid>
+        <w:gridCol w:w="9792"/>
+      </w:tblGrid>
+      <w:tr>
+        <w:tc>
+          <w:tcPr>
+            <w:tcW w:type="dxa" w:w="9792"/>
+            <w:shd w:fill="F5F6F8"/>
+            <w:tcMar>
+              <w:top w:w="80" w:type="dxa"/>
+              <w:bottom w:w="80" w:type="dxa"/>
+              <w:left w:w="140" w:type="dxa"/>
+              <w:right w:w="140" w:type="dxa"/>
+            </w:tcMar>
+            <w:tcBorders>
+              <w:left w:val="single" w:sz="18" w:space="0" w:color="CBD5E0"/>
+              <w:top w:val="none"/>
+              <w:right w:val="none"/>
+              <w:bottom w:val="none"/>
+            </w:tcBorders>
+          </w:tcPr>
+          <w:p>
+            <w:pPr>
+              <w:spacing w:line="240" w:lineRule="auto" w:after="0"/>
+            </w:pPr>
+            <w:r>
+              <w:rPr>
+                <w:rFonts w:ascii="Consolas" w:hAnsi="Consolas"/>
+                <w:color w:val="2D3748"/>
+                <w:sz w:val="18"/>
+              </w:rPr>
+              <w:t>Measured Voltage = (Raw Value) / 1024 * V_REF</w:t>
+            </w:r>
+          </w:p>
+        </w:tc>
+      </w:tr>
+    </w:tbl>
+    <w:p/>
     <w:p>
       <w:pPr>
         <w:spacing w:before="80" w:after="80"/>
@@ -2607,22 +2463,7 @@
           <w:color w:val="282C34"/>
           <w:sz w:val="21"/>
         </w:rPr>
-        <w:t xml:space="preserve">: </w:t>
-      </w:r>
-      <w:r>
-        <w:rPr>
-          <w:i/>
-          <w:color w:val="145AA0"/>
-          <w:sz w:val="21"/>
-        </w:rPr>
-        <w:t>P(x) = x^8 + x^2 + x^1 + 1</w:t>
-      </w:r>
-      <w:r>
-        <w:rPr>
-          <w:color w:val="282C34"/>
-          <w:sz w:val="21"/>
-        </w:rPr>
-        <w:t xml:space="preserve"> (</w:t>
+        <w:t>: P(x) = x^8 + x^2 + x^1 + 1 (</w:t>
       </w:r>
       <w:r>
         <w:rPr>
@@ -2637,22 +2478,7 @@
           <w:color w:val="282C34"/>
           <w:sz w:val="21"/>
         </w:rPr>
-        <w:t>) or SAE J1850 (</w:t>
-      </w:r>
-      <w:r>
-        <w:rPr>
-          <w:i/>
-          <w:color w:val="145AA0"/>
-          <w:sz w:val="21"/>
-        </w:rPr>
-        <w:t>x^8 + x^4 + x^3 + x^2 + 1</w:t>
-      </w:r>
-      <w:r>
-        <w:rPr>
-          <w:color w:val="282C34"/>
-          <w:sz w:val="21"/>
-        </w:rPr>
-        <w:t xml:space="preserve"> / </w:t>
+        <w:t xml:space="preserve">) or SAE J1850 (x^8 + x^4 + x^3 + x^2 + 1 / </w:t>
       </w:r>
       <w:r>
         <w:rPr>
@@ -3035,22 +2861,7 @@
                 <w:color w:val="282C34"/>
                 <w:sz w:val="20"/>
               </w:rPr>
-              <w:t xml:space="preserve">: </w:t>
-            </w:r>
-            <w:r>
-              <w:rPr>
-                <w:i/>
-                <w:color w:val="145AA0"/>
-                <w:sz w:val="20"/>
-              </w:rPr>
-              <w:t>\overline{CS</w:t>
-            </w:r>
-            <w:r>
-              <w:rPr>
-                <w:color w:val="282C34"/>
-                <w:sz w:val="20"/>
-              </w:rPr>
-              <w:t xml:space="preserve"> remains </w:t>
+              <w:t xml:space="preserve">: NOT(CS) remains </w:t>
             </w:r>
             <w:r>
               <w:rPr>
@@ -3082,22 +2893,7 @@
                 <w:color w:val="282C34"/>
                 <w:sz w:val="20"/>
               </w:rPr>
-              <w:t xml:space="preserve">: </w:t>
-            </w:r>
-            <w:r>
-              <w:rPr>
-                <w:i/>
-                <w:color w:val="145AA0"/>
-                <w:sz w:val="20"/>
-              </w:rPr>
-              <w:t>\overline{CS</w:t>
-            </w:r>
-            <w:r>
-              <w:rPr>
-                <w:color w:val="282C34"/>
-                <w:sz w:val="20"/>
-              </w:rPr>
-              <w:t xml:space="preserve"> is </w:t>
+              <w:t xml:space="preserve">: NOT(CS) is </w:t>
             </w:r>
             <w:r>
               <w:rPr>
@@ -3781,18 +3577,10 @@
             </w:pPr>
             <w:r>
               <w:rPr>
-                <w:i/>
-                <w:color w:val="145AA0"/>
-                <w:sz w:val="18"/>
-              </w:rPr>
-              <w:t>\overline{CS</w:t>
-            </w:r>
-            <w:r>
-              <w:rPr>
                 <w:color w:val="282C34"/>
                 <w:sz w:val="18"/>
               </w:rPr>
-              <w:t xml:space="preserve"> not toggled HIGH between frames.</w:t>
+              <w:t>NOT(CS) not toggled HIGH between frames.</w:t>
             </w:r>
           </w:p>
         </w:tc>
@@ -3824,7 +3612,7 @@
                 <w:color w:val="282C34"/>
                 <w:sz w:val="18"/>
               </w:rPr>
-              <w:t>rising edge of $\overline{\text{CS}}$</w:t>
+              <w:t>rising edge of NOT(CS)</w:t>
             </w:r>
             <w:r>
               <w:rPr>
@@ -3990,22 +3778,7 @@
                 <w:color w:val="282C34"/>
                 <w:sz w:val="18"/>
               </w:rPr>
-              <w:t>Inter-word timing violation (</w:t>
-            </w:r>
-            <w:r>
-              <w:rPr>
-                <w:i/>
-                <w:color w:val="145AA0"/>
-                <w:sz w:val="18"/>
-              </w:rPr>
-              <w:t>t_{inter\_byte</w:t>
-            </w:r>
-            <w:r>
-              <w:rPr>
-                <w:color w:val="282C34"/>
-                <w:sz w:val="18"/>
-              </w:rPr>
-              <w:t>) or lack of dummy clocks.</w:t>
+              <w:t>Inter-word timing violation (t_inter_byte) or lack of dummy clocks.</w:t>
             </w:r>
           </w:p>
         </w:tc>
